--- a/estandar-a/templates/1-4-1-reporte-evaluacion-inicial.docx
+++ b/estandar-a/templates/1-4-1-reporte-evaluacion-inicial.docx
@@ -26,11 +26,13 @@
         <w:tc>
           <w:tcPr>
             <w:tcW w:type="dxa" w:w="3408"/>
+            <w:shd w:val="clear" w:color="auto" w:fill="28467E"/>
           </w:tcPr>
           <w:p>
             <w:r>
               <w:rPr>
                 <w:b/>
+                <w:color w:val="FFFFFF"/>
               </w:rPr>
               <w:t>Mi CompañIA</w:t>
             </w:r>
@@ -39,24 +41,28 @@
         <w:tc>
           <w:tcPr>
             <w:tcW w:type="dxa" w:w="3408"/>
+            <w:shd w:val="clear" w:color="auto" w:fill="28467E"/>
           </w:tcPr>
           <w:p>
             <w:r>
               <w:rPr>
                 <w:b/>
+                <w:color w:val="FFFFFF"/>
               </w:rPr>
-              <w:t>Reporte de evaluación inicial de la MiPyME Manual de Implementar IA · Producto del Elemento 1 · Planear</w:t>
+              <w:t>Reporte de evaluación inicial de la MiPyME Curso de Adopción de IA en procesos · Producto del Elemento 1 · Planear</w:t>
             </w:r>
           </w:p>
         </w:tc>
         <w:tc>
           <w:tcPr>
             <w:tcW w:type="dxa" w:w="3408"/>
+            <w:shd w:val="clear" w:color="auto" w:fill="28467E"/>
           </w:tcPr>
           <w:p>
             <w:r>
               <w:rPr>
                 <w:b/>
+                <w:color w:val="FFFFFF"/>
               </w:rPr>
               <w:t>Producto 1.4.1 Template editable Mi CompañIA · FUNDES</w:t>
             </w:r>
@@ -77,7 +83,7 @@
         <w:pStyle w:val="ListBullet"/>
       </w:pPr>
       <w:r>
-        <w:t>Contiene el perfil empresarial de la MiPyME, giro y número de empleados</w:t>
+        <w:t>Contiene el perfil empresarial de la MiPyME considerando nombre comercial/razón social, giro y número de empleados</w:t>
       </w:r>
     </w:p>
     <w:p>
@@ -85,7 +91,7 @@
         <w:pStyle w:val="ListBullet"/>
       </w:pPr>
       <w:r>
-        <w:t>Incluye el nombre de la MiPyME, ubicación, email y teléfono de contacto</w:t>
+        <w:t>Incluye la ubicación, correo electrónico, teléfono y nombre de la persona de contacto por parte de la MiPyME</w:t>
       </w:r>
     </w:p>
     <w:p>
@@ -93,7 +99,7 @@
         <w:pStyle w:val="ListBullet"/>
       </w:pPr>
       <w:r>
-        <w:t>Contiene el resultado de las acciones aplicadas previamente por el cliente</w:t>
+        <w:t>Contiene los antecedentes/resultados de las acciones de mejora aplicadas previamente por el cliente en materia tecnológica</w:t>
       </w:r>
     </w:p>
     <w:p>
@@ -101,7 +107,7 @@
         <w:pStyle w:val="ListBullet"/>
       </w:pPr>
       <w:r>
-        <w:t>Contiene las áreas de mejora de oportunidades/problemas a resolver desde la perspectiva del cliente y antigüedad de ello</w:t>
+        <w:t>Contiene las áreas de mejora/problemas a resolver desde la perspectiva del representante de la MiPyME y antigüedad de ello</w:t>
       </w:r>
     </w:p>
     <w:p>
@@ -109,7 +115,7 @@
         <w:pStyle w:val="ListBullet"/>
       </w:pPr>
       <w:r>
-        <w:t>Incluye los objetivos, indicadores y metas</w:t>
+        <w:t>Incluye los objetivos, indicadores de impacto operativo y metas</w:t>
       </w:r>
     </w:p>
     <w:p>
@@ -117,7 +123,7 @@
         <w:pStyle w:val="ListBullet"/>
       </w:pPr>
       <w:r>
-        <w:t>Indica los recursos, tiempos y entregas esperadas</w:t>
+        <w:t>Indica los recursos, tiempos y entregas esperadas de acuerdo con el alcance planteado</w:t>
       </w:r>
     </w:p>
     <w:p>
@@ -142,11 +148,13 @@
         <w:tc>
           <w:tcPr>
             <w:tcW w:type="dxa" w:w="5112"/>
+            <w:shd w:val="clear" w:color="auto" w:fill="28467E"/>
           </w:tcPr>
           <w:p>
             <w:r>
               <w:rPr>
                 <w:b/>
+                <w:color w:val="FFFFFF"/>
               </w:rPr>
               <w:t>MiPyME (razón social)</w:t>
             </w:r>
@@ -155,11 +163,13 @@
         <w:tc>
           <w:tcPr>
             <w:tcW w:type="dxa" w:w="5112"/>
+            <w:shd w:val="clear" w:color="auto" w:fill="28467E"/>
           </w:tcPr>
           <w:p>
             <w:r>
               <w:rPr>
                 <w:b/>
+                <w:color w:val="FFFFFF"/>
               </w:rPr>
             </w:r>
           </w:p>
@@ -608,7 +618,8 @@
     <w:qFormat/>
     <w:rsid w:val="00FC693F"/>
     <w:rPr>
-      <w:rFonts w:ascii="Arial" w:hAnsi="Arial"/>
+      <w:rFonts w:ascii="Afacad" w:hAnsi="Afacad" w:cs="Afacad" w:eastAsia="Afacad"/>
+      <w:color w:val="4B5563"/>
       <w:sz w:val="20"/>
     </w:rPr>
   </w:style>
@@ -671,11 +682,11 @@
       <w:outlineLvl w:val="0"/>
     </w:pPr>
     <w:rPr>
-      <w:rFonts w:asciiTheme="majorHAnsi" w:eastAsiaTheme="majorEastAsia" w:hAnsiTheme="majorHAnsi" w:cstheme="majorBidi"/>
+      <w:rFonts w:asciiTheme="majorHAnsi" w:eastAsiaTheme="majorEastAsia" w:hAnsiTheme="majorHAnsi" w:cstheme="majorBidi" w:ascii="Afacad" w:hAnsi="Afacad" w:cs="Afacad" w:eastAsia="Afacad"/>
       <w:b/>
       <w:bCs/>
-      <w:color w:val="365F91" w:themeColor="accent1" w:themeShade="BF"/>
-      <w:sz w:val="28"/>
+      <w:color w:val="28467E"/>
+      <w:sz w:val="30"/>
       <w:szCs w:val="28"/>
     </w:rPr>
   </w:style>
@@ -695,11 +706,11 @@
       <w:outlineLvl w:val="1"/>
     </w:pPr>
     <w:rPr>
-      <w:rFonts w:asciiTheme="majorHAnsi" w:eastAsiaTheme="majorEastAsia" w:hAnsiTheme="majorHAnsi" w:cstheme="majorBidi"/>
+      <w:rFonts w:asciiTheme="majorHAnsi" w:eastAsiaTheme="majorEastAsia" w:hAnsiTheme="majorHAnsi" w:cstheme="majorBidi" w:ascii="Afacad" w:hAnsi="Afacad" w:cs="Afacad" w:eastAsia="Afacad"/>
       <w:b/>
       <w:bCs/>
-      <w:color w:val="4F81BD" w:themeColor="accent1"/>
-      <w:sz w:val="26"/>
+      <w:color w:val="28467E"/>
+      <w:sz w:val="24"/>
       <w:szCs w:val="26"/>
     </w:rPr>
   </w:style>
@@ -719,10 +730,11 @@
       <w:outlineLvl w:val="2"/>
     </w:pPr>
     <w:rPr>
-      <w:rFonts w:asciiTheme="majorHAnsi" w:eastAsiaTheme="majorEastAsia" w:hAnsiTheme="majorHAnsi" w:cstheme="majorBidi"/>
+      <w:rFonts w:asciiTheme="majorHAnsi" w:eastAsiaTheme="majorEastAsia" w:hAnsiTheme="majorHAnsi" w:cstheme="majorBidi" w:ascii="Afacad" w:hAnsi="Afacad" w:cs="Afacad" w:eastAsia="Afacad"/>
       <w:b/>
       <w:bCs/>
-      <w:color w:val="4F81BD" w:themeColor="accent1"/>
+      <w:color w:val="28467E"/>
+      <w:sz w:val="22"/>
     </w:rPr>
   </w:style>
   <w:style w:type="paragraph" w:styleId="Heading4">
@@ -960,11 +972,12 @@
       <w:contextualSpacing/>
     </w:pPr>
     <w:rPr>
-      <w:rFonts w:asciiTheme="majorHAnsi" w:eastAsiaTheme="majorEastAsia" w:hAnsiTheme="majorHAnsi" w:cstheme="majorBidi"/>
-      <w:color w:val="17365D" w:themeColor="text2" w:themeShade="BF"/>
+      <w:rFonts w:asciiTheme="majorHAnsi" w:eastAsiaTheme="majorEastAsia" w:hAnsiTheme="majorHAnsi" w:cstheme="majorBidi" w:ascii="Afacad" w:hAnsi="Afacad" w:cs="Afacad" w:eastAsia="Afacad"/>
+      <w:b/>
+      <w:color w:val="28467E"/>
       <w:spacing w:val="5"/>
       <w:kern w:val="28"/>
-      <w:sz w:val="52"/>
+      <w:sz w:val="40"/>
       <w:szCs w:val="52"/>
     </w:rPr>
   </w:style>
